--- a/practice/Практическая работа 3.docx
+++ b/practice/Практическая работа 3.docx
@@ -430,9 +430,6 @@
     <w:p>
       <w:pPr>
         <w:jc w:val="center"/>
-        <w:rPr>
-          <w:lang w:val="en-US"/>
-        </w:rPr>
       </w:pPr>
       <w:r>
         <w:t xml:space="preserve">г. Екатеринбург </w:t>
@@ -453,18 +450,20 @@
         <w:ind w:firstLine="0"/>
         <w:jc w:val="center"/>
         <w:rPr>
-          <w:lang w:val="en-US"/>
+          <w:rStyle w:val="a5"/>
+          <w:noProof/>
         </w:rPr>
       </w:pPr>
       <w:r>
         <w:rPr>
+          <w:noProof/>
           <w:lang w:val="en-US"/>
         </w:rPr>
         <w:lastRenderedPageBreak/>
         <w:drawing>
-          <wp:inline distT="0" distB="0" distL="0" distR="0" wp14:anchorId="294EDBE1" wp14:editId="5F0C1CD3">
-            <wp:extent cx="5940425" cy="4238625"/>
-            <wp:effectExtent l="0" t="0" r="3175" b="9525"/>
+          <wp:inline distT="0" distB="0" distL="0" distR="0" wp14:anchorId="294EDBE1" wp14:editId="589D1492">
+            <wp:extent cx="5700138" cy="4067175"/>
+            <wp:effectExtent l="0" t="0" r="0" b="0"/>
             <wp:docPr id="95618652" name="Рисунок 1"/>
             <wp:cNvGraphicFramePr>
               <a:graphicFrameLocks xmlns:a="http://schemas.openxmlformats.org/drawingml/2006/main" noChangeAspect="1"/>
@@ -485,7 +484,7 @@
                   <pic:spPr>
                     <a:xfrm>
                       <a:off x="0" y="0"/>
-                      <a:ext cx="5940425" cy="4238625"/>
+                      <a:ext cx="5703140" cy="4069317"/>
                     </a:xfrm>
                     <a:prstGeom prst="rect">
                       <a:avLst/>
@@ -497,19 +496,6 @@
           </wp:inline>
         </w:drawing>
       </w:r>
-    </w:p>
-    <w:p>
-      <w:pPr>
-        <w:ind w:firstLine="0"/>
-        <w:jc w:val="center"/>
-        <w:rPr>
-          <w:rStyle w:val="a5"/>
-          <w:b w:val="0"/>
-          <w:bCs w:val="0"/>
-          <w:sz w:val="24"/>
-          <w:szCs w:val="24"/>
-        </w:rPr>
-      </w:pPr>
       <w:r>
         <w:rPr>
           <w:rStyle w:val="a5"/>
@@ -546,27 +532,24 @@
       <w:pPr>
         <w:ind w:firstLine="0"/>
         <w:jc w:val="center"/>
-      </w:pPr>
-    </w:p>
-    <w:p>
-      <w:pPr>
-        <w:ind w:firstLine="0"/>
-        <w:jc w:val="center"/>
         <w:rPr>
           <w:rStyle w:val="a5"/>
-          <w:lang w:val="en-US"/>
+          <w:b w:val="0"/>
+          <w:bCs w:val="0"/>
+          <w:sz w:val="24"/>
+          <w:szCs w:val="24"/>
         </w:rPr>
       </w:pPr>
       <w:r>
         <w:rPr>
           <w:rStyle w:val="a5"/>
+          <w:noProof/>
           <w:lang w:val="en-US"/>
         </w:rPr>
-        <w:lastRenderedPageBreak/>
         <w:drawing>
-          <wp:inline distT="0" distB="0" distL="0" distR="0" wp14:anchorId="2642B468" wp14:editId="6F599D19">
-            <wp:extent cx="5940425" cy="6379845"/>
-            <wp:effectExtent l="0" t="0" r="3175" b="1905"/>
+          <wp:inline distT="0" distB="0" distL="0" distR="0" wp14:anchorId="2642B468" wp14:editId="24D8C4D8">
+            <wp:extent cx="5245100" cy="4440534"/>
+            <wp:effectExtent l="0" t="0" r="0" b="0"/>
             <wp:docPr id="181689320" name="Рисунок 1"/>
             <wp:cNvGraphicFramePr>
               <a:graphicFrameLocks xmlns:a="http://schemas.openxmlformats.org/drawingml/2006/main" noChangeAspect="1"/>
@@ -578,20 +561,29 @@
                     <pic:cNvPr id="181689320" name=""/>
                     <pic:cNvPicPr/>
                   </pic:nvPicPr>
-                  <pic:blipFill>
+                  <pic:blipFill rotWithShape="1">
                     <a:blip r:embed="rId15"/>
+                    <a:srcRect b="21170"/>
                     <a:stretch>
                       <a:fillRect/>
                     </a:stretch>
                   </pic:blipFill>
-                  <pic:spPr>
+                  <pic:spPr bwMode="auto">
                     <a:xfrm>
                       <a:off x="0" y="0"/>
-                      <a:ext cx="5940425" cy="6379845"/>
+                      <a:ext cx="5247083" cy="4442213"/>
                     </a:xfrm>
                     <a:prstGeom prst="rect">
                       <a:avLst/>
                     </a:prstGeom>
+                    <a:ln>
+                      <a:noFill/>
+                    </a:ln>
+                    <a:extLst>
+                      <a:ext uri="{53640926-AAD7-44D8-BBD7-CCE9431645EC}">
+                        <a14:shadowObscured xmlns:a14="http://schemas.microsoft.com/office/drawing/2010/main"/>
+                      </a:ext>
+                    </a:extLst>
                   </pic:spPr>
                 </pic:pic>
               </a:graphicData>
@@ -678,25 +670,12 @@
           <w:lang w:val="en-US"/>
         </w:rPr>
       </w:pPr>
-    </w:p>
-    <w:p>
-      <w:pPr>
-        <w:ind w:firstLine="0"/>
-        <w:jc w:val="center"/>
-        <w:rPr>
-          <w:rStyle w:val="a5"/>
-          <w:b w:val="0"/>
-          <w:bCs w:val="0"/>
-          <w:sz w:val="24"/>
-          <w:szCs w:val="24"/>
-          <w:lang w:val="en-US"/>
-        </w:rPr>
-      </w:pPr>
       <w:r>
         <w:rPr>
           <w:rStyle w:val="a5"/>
           <w:b w:val="0"/>
           <w:bCs w:val="0"/>
+          <w:noProof/>
           <w:sz w:val="24"/>
           <w:szCs w:val="24"/>
           <w:lang w:val="en-US"/>
@@ -829,6 +808,7 @@
           <w:rStyle w:val="a5"/>
           <w:b w:val="0"/>
           <w:bCs w:val="0"/>
+          <w:noProof/>
           <w:sz w:val="24"/>
           <w:szCs w:val="24"/>
           <w:lang w:val="en-US"/>
@@ -883,14 +863,6 @@
       <w:pPr>
         <w:ind w:firstLine="0"/>
         <w:jc w:val="center"/>
-        <w:rPr>
-          <w:rStyle w:val="a5"/>
-          <w:b w:val="0"/>
-          <w:bCs w:val="0"/>
-          <w:sz w:val="24"/>
-          <w:szCs w:val="24"/>
-          <w:lang w:val="en-US"/>
-        </w:rPr>
       </w:pPr>
       <w:r>
         <w:rPr>
@@ -978,6 +950,164 @@
       <w:pPr>
         <w:ind w:firstLine="0"/>
         <w:jc w:val="center"/>
+      </w:pPr>
+    </w:p>
+    <w:p>
+      <w:pPr>
+        <w:ind w:firstLine="0"/>
+        <w:jc w:val="center"/>
+        <w:rPr>
+          <w:rStyle w:val="a5"/>
+          <w:b w:val="0"/>
+          <w:bCs w:val="0"/>
+          <w:sz w:val="24"/>
+          <w:szCs w:val="24"/>
+        </w:rPr>
+      </w:pPr>
+      <w:r>
+        <w:rPr>
+          <w:rStyle w:val="a5"/>
+          <w:b w:val="0"/>
+          <w:bCs w:val="0"/>
+          <w:sz w:val="24"/>
+          <w:szCs w:val="24"/>
+        </w:rPr>
+        <w:drawing>
+          <wp:inline distT="0" distB="0" distL="0" distR="0" wp14:anchorId="30DD6C5C" wp14:editId="51109560">
+            <wp:extent cx="3999634" cy="2838450"/>
+            <wp:effectExtent l="0" t="0" r="1270" b="0"/>
+            <wp:docPr id="1974050417" name="Рисунок 1"/>
+            <wp:cNvGraphicFramePr>
+              <a:graphicFrameLocks xmlns:a="http://schemas.openxmlformats.org/drawingml/2006/main" noChangeAspect="1"/>
+            </wp:cNvGraphicFramePr>
+            <a:graphic xmlns:a="http://schemas.openxmlformats.org/drawingml/2006/main">
+              <a:graphicData uri="http://schemas.openxmlformats.org/drawingml/2006/picture">
+                <pic:pic xmlns:pic="http://schemas.openxmlformats.org/drawingml/2006/picture">
+                  <pic:nvPicPr>
+                    <pic:cNvPr id="1974050417" name=""/>
+                    <pic:cNvPicPr/>
+                  </pic:nvPicPr>
+                  <pic:blipFill>
+                    <a:blip r:embed="rId18"/>
+                    <a:stretch>
+                      <a:fillRect/>
+                    </a:stretch>
+                  </pic:blipFill>
+                  <pic:spPr>
+                    <a:xfrm>
+                      <a:off x="0" y="0"/>
+                      <a:ext cx="4002712" cy="2840635"/>
+                    </a:xfrm>
+                    <a:prstGeom prst="rect">
+                      <a:avLst/>
+                    </a:prstGeom>
+                  </pic:spPr>
+                </pic:pic>
+              </a:graphicData>
+            </a:graphic>
+          </wp:inline>
+        </w:drawing>
+      </w:r>
+    </w:p>
+    <w:p>
+      <w:pPr>
+        <w:ind w:firstLine="0"/>
+        <w:jc w:val="center"/>
+        <w:rPr>
+          <w:rStyle w:val="a5"/>
+          <w:b w:val="0"/>
+          <w:bCs w:val="0"/>
+          <w:sz w:val="24"/>
+          <w:szCs w:val="24"/>
+        </w:rPr>
+      </w:pPr>
+      <w:r>
+        <w:rPr>
+          <w:rStyle w:val="a5"/>
+          <w:b w:val="0"/>
+          <w:bCs w:val="0"/>
+          <w:sz w:val="24"/>
+          <w:szCs w:val="24"/>
+        </w:rPr>
+        <w:t>Рисунок</w:t>
+      </w:r>
+      <w:r>
+        <w:rPr>
+          <w:rStyle w:val="a5"/>
+          <w:b w:val="0"/>
+          <w:bCs w:val="0"/>
+          <w:sz w:val="24"/>
+          <w:szCs w:val="24"/>
+        </w:rPr>
+        <w:t xml:space="preserve"> </w:t>
+      </w:r>
+      <w:r>
+        <w:rPr>
+          <w:rStyle w:val="a5"/>
+          <w:b w:val="0"/>
+          <w:bCs w:val="0"/>
+          <w:sz w:val="24"/>
+          <w:szCs w:val="24"/>
+        </w:rPr>
+        <w:t>5</w:t>
+      </w:r>
+      <w:r>
+        <w:rPr>
+          <w:rStyle w:val="a5"/>
+          <w:b w:val="0"/>
+          <w:bCs w:val="0"/>
+          <w:sz w:val="24"/>
+          <w:szCs w:val="24"/>
+        </w:rPr>
+        <w:t xml:space="preserve"> – </w:t>
+      </w:r>
+      <w:r>
+        <w:rPr>
+          <w:rStyle w:val="a5"/>
+          <w:b w:val="0"/>
+          <w:bCs w:val="0"/>
+          <w:sz w:val="24"/>
+          <w:szCs w:val="24"/>
+        </w:rPr>
+        <w:t xml:space="preserve">Содержимое файла </w:t>
+      </w:r>
+      <w:r>
+        <w:rPr>
+          <w:rStyle w:val="a5"/>
+          <w:b w:val="0"/>
+          <w:bCs w:val="0"/>
+          <w:sz w:val="24"/>
+          <w:szCs w:val="24"/>
+          <w:lang w:val="en-US"/>
+        </w:rPr>
+        <w:t>app</w:t>
+      </w:r>
+      <w:r>
+        <w:rPr>
+          <w:rStyle w:val="a5"/>
+          <w:b w:val="0"/>
+          <w:bCs w:val="0"/>
+          <w:sz w:val="24"/>
+          <w:szCs w:val="24"/>
+        </w:rPr>
+        <w:t>.</w:t>
+      </w:r>
+      <w:r>
+        <w:rPr>
+          <w:rStyle w:val="a5"/>
+          <w:b w:val="0"/>
+          <w:bCs w:val="0"/>
+          <w:sz w:val="24"/>
+          <w:szCs w:val="24"/>
+          <w:lang w:val="en-US"/>
+        </w:rPr>
+        <w:t>py</w:t>
+      </w:r>
+    </w:p>
+    <w:p>
+      <w:pPr>
+        <w:ind w:firstLine="0"/>
+        <w:jc w:val="center"/>
         <w:rPr>
           <w:rStyle w:val="a5"/>
           <w:b w:val="0"/>
@@ -994,9 +1124,293 @@
           <w:bCs w:val="0"/>
           <w:sz w:val="24"/>
           <w:szCs w:val="24"/>
+        </w:rPr>
+        <w:drawing>
+          <wp:inline distT="0" distB="0" distL="0" distR="0" wp14:anchorId="46685252" wp14:editId="3A4F92DE">
+            <wp:extent cx="3981450" cy="2825545"/>
+            <wp:effectExtent l="0" t="0" r="0" b="0"/>
+            <wp:docPr id="1817639270" name="Рисунок 1"/>
+            <wp:cNvGraphicFramePr>
+              <a:graphicFrameLocks xmlns:a="http://schemas.openxmlformats.org/drawingml/2006/main" noChangeAspect="1"/>
+            </wp:cNvGraphicFramePr>
+            <a:graphic xmlns:a="http://schemas.openxmlformats.org/drawingml/2006/main">
+              <a:graphicData uri="http://schemas.openxmlformats.org/drawingml/2006/picture">
+                <pic:pic xmlns:pic="http://schemas.openxmlformats.org/drawingml/2006/picture">
+                  <pic:nvPicPr>
+                    <pic:cNvPr id="1817639270" name=""/>
+                    <pic:cNvPicPr/>
+                  </pic:nvPicPr>
+                  <pic:blipFill>
+                    <a:blip r:embed="rId19"/>
+                    <a:stretch>
+                      <a:fillRect/>
+                    </a:stretch>
+                  </pic:blipFill>
+                  <pic:spPr>
+                    <a:xfrm>
+                      <a:off x="0" y="0"/>
+                      <a:ext cx="3987523" cy="2829855"/>
+                    </a:xfrm>
+                    <a:prstGeom prst="rect">
+                      <a:avLst/>
+                    </a:prstGeom>
+                  </pic:spPr>
+                </pic:pic>
+              </a:graphicData>
+            </a:graphic>
+          </wp:inline>
+        </w:drawing>
+      </w:r>
+    </w:p>
+    <w:p>
+      <w:pPr>
+        <w:ind w:firstLine="0"/>
+        <w:jc w:val="center"/>
+      </w:pPr>
+      <w:r>
+        <w:rPr>
+          <w:rStyle w:val="a5"/>
+          <w:b w:val="0"/>
+          <w:bCs w:val="0"/>
+          <w:sz w:val="24"/>
+          <w:szCs w:val="24"/>
+        </w:rPr>
+        <w:t>Рисунок</w:t>
+      </w:r>
+      <w:r>
+        <w:rPr>
+          <w:rStyle w:val="a5"/>
+          <w:b w:val="0"/>
+          <w:bCs w:val="0"/>
+          <w:sz w:val="24"/>
+          <w:szCs w:val="24"/>
+        </w:rPr>
+        <w:t xml:space="preserve"> </w:t>
+      </w:r>
+      <w:r>
+        <w:rPr>
+          <w:rStyle w:val="a5"/>
+          <w:b w:val="0"/>
+          <w:bCs w:val="0"/>
+          <w:sz w:val="24"/>
+          <w:szCs w:val="24"/>
+        </w:rPr>
+        <w:t>6</w:t>
+      </w:r>
+      <w:r>
+        <w:rPr>
+          <w:rStyle w:val="a5"/>
+          <w:b w:val="0"/>
+          <w:bCs w:val="0"/>
+          <w:sz w:val="24"/>
+          <w:szCs w:val="24"/>
+        </w:rPr>
+        <w:t xml:space="preserve"> – </w:t>
+      </w:r>
+      <w:r>
+        <w:rPr>
+          <w:rStyle w:val="a5"/>
+          <w:b w:val="0"/>
+          <w:bCs w:val="0"/>
+          <w:sz w:val="24"/>
+          <w:szCs w:val="24"/>
+        </w:rPr>
+        <w:t xml:space="preserve">Содержимое файла </w:t>
+      </w:r>
+      <w:r>
+        <w:rPr>
+          <w:rStyle w:val="a5"/>
+          <w:b w:val="0"/>
+          <w:bCs w:val="0"/>
+          <w:sz w:val="24"/>
+          <w:szCs w:val="24"/>
           <w:lang w:val="en-US"/>
         </w:rPr>
+        <w:t>requirements</w:t>
+      </w:r>
+      <w:r>
+        <w:rPr>
+          <w:rStyle w:val="a5"/>
+          <w:b w:val="0"/>
+          <w:bCs w:val="0"/>
+          <w:sz w:val="24"/>
+          <w:szCs w:val="24"/>
+        </w:rPr>
+        <w:t>.</w:t>
+      </w:r>
+      <w:r>
+        <w:rPr>
+          <w:rStyle w:val="a5"/>
+          <w:b w:val="0"/>
+          <w:bCs w:val="0"/>
+          <w:sz w:val="24"/>
+          <w:szCs w:val="24"/>
+          <w:lang w:val="en-US"/>
+        </w:rPr>
+        <w:t>txt</w:t>
+      </w:r>
+    </w:p>
+    <w:p>
+      <w:pPr>
+        <w:ind w:firstLine="0"/>
+        <w:jc w:val="center"/>
+        <w:rPr>
+          <w:rStyle w:val="a5"/>
+          <w:b w:val="0"/>
+          <w:bCs w:val="0"/>
+          <w:sz w:val="24"/>
+          <w:szCs w:val="24"/>
+        </w:rPr>
+      </w:pPr>
+    </w:p>
+    <w:p>
+      <w:pPr>
+        <w:ind w:firstLine="0"/>
+        <w:jc w:val="center"/>
+        <w:rPr>
+          <w:rStyle w:val="a5"/>
+          <w:b w:val="0"/>
+          <w:bCs w:val="0"/>
+          <w:sz w:val="24"/>
+          <w:szCs w:val="24"/>
+          <w:lang w:val="en-US"/>
+        </w:rPr>
+      </w:pPr>
+      <w:r>
+        <w:rPr>
+          <w:rStyle w:val="a5"/>
+          <w:b w:val="0"/>
+          <w:bCs w:val="0"/>
+          <w:sz w:val="24"/>
+          <w:szCs w:val="24"/>
+        </w:rPr>
         <w:lastRenderedPageBreak/>
+        <w:drawing>
+          <wp:inline distT="0" distB="0" distL="0" distR="0" wp14:anchorId="1280742F" wp14:editId="24C556ED">
+            <wp:extent cx="3837238" cy="3419475"/>
+            <wp:effectExtent l="0" t="0" r="0" b="0"/>
+            <wp:docPr id="1572857413" name="Рисунок 1"/>
+            <wp:cNvGraphicFramePr>
+              <a:graphicFrameLocks xmlns:a="http://schemas.openxmlformats.org/drawingml/2006/main" noChangeAspect="1"/>
+            </wp:cNvGraphicFramePr>
+            <a:graphic xmlns:a="http://schemas.openxmlformats.org/drawingml/2006/main">
+              <a:graphicData uri="http://schemas.openxmlformats.org/drawingml/2006/picture">
+                <pic:pic xmlns:pic="http://schemas.openxmlformats.org/drawingml/2006/picture">
+                  <pic:nvPicPr>
+                    <pic:cNvPr id="1572857413" name=""/>
+                    <pic:cNvPicPr/>
+                  </pic:nvPicPr>
+                  <pic:blipFill>
+                    <a:blip r:embed="rId20"/>
+                    <a:stretch>
+                      <a:fillRect/>
+                    </a:stretch>
+                  </pic:blipFill>
+                  <pic:spPr>
+                    <a:xfrm>
+                      <a:off x="0" y="0"/>
+                      <a:ext cx="3842896" cy="3424517"/>
+                    </a:xfrm>
+                    <a:prstGeom prst="rect">
+                      <a:avLst/>
+                    </a:prstGeom>
+                  </pic:spPr>
+                </pic:pic>
+              </a:graphicData>
+            </a:graphic>
+          </wp:inline>
+        </w:drawing>
+      </w:r>
+    </w:p>
+    <w:p>
+      <w:pPr>
+        <w:ind w:firstLine="0"/>
+        <w:jc w:val="center"/>
+        <w:rPr>
+          <w:rStyle w:val="a5"/>
+          <w:b w:val="0"/>
+          <w:bCs w:val="0"/>
+          <w:sz w:val="24"/>
+          <w:szCs w:val="24"/>
+          <w:lang w:val="en-US"/>
+        </w:rPr>
+      </w:pPr>
+      <w:r>
+        <w:rPr>
+          <w:rStyle w:val="a5"/>
+          <w:b w:val="0"/>
+          <w:bCs w:val="0"/>
+          <w:sz w:val="24"/>
+          <w:szCs w:val="24"/>
+        </w:rPr>
+        <w:t>Рисунок</w:t>
+      </w:r>
+      <w:r>
+        <w:rPr>
+          <w:rStyle w:val="a5"/>
+          <w:b w:val="0"/>
+          <w:bCs w:val="0"/>
+          <w:sz w:val="24"/>
+          <w:szCs w:val="24"/>
+        </w:rPr>
+        <w:t xml:space="preserve"> </w:t>
+      </w:r>
+      <w:r>
+        <w:rPr>
+          <w:rStyle w:val="a5"/>
+          <w:b w:val="0"/>
+          <w:bCs w:val="0"/>
+          <w:sz w:val="24"/>
+          <w:szCs w:val="24"/>
+          <w:lang w:val="en-US"/>
+        </w:rPr>
+        <w:t>7</w:t>
+      </w:r>
+      <w:r>
+        <w:rPr>
+          <w:rStyle w:val="a5"/>
+          <w:b w:val="0"/>
+          <w:bCs w:val="0"/>
+          <w:sz w:val="24"/>
+          <w:szCs w:val="24"/>
+        </w:rPr>
+        <w:t xml:space="preserve"> – </w:t>
+      </w:r>
+      <w:r>
+        <w:rPr>
+          <w:rStyle w:val="a5"/>
+          <w:b w:val="0"/>
+          <w:bCs w:val="0"/>
+          <w:sz w:val="24"/>
+          <w:szCs w:val="24"/>
+          <w:lang w:val="en-US"/>
+        </w:rPr>
+        <w:t>Dockerfile</w:t>
+      </w:r>
+    </w:p>
+    <w:p>
+      <w:pPr>
+        <w:ind w:firstLine="0"/>
+        <w:jc w:val="center"/>
+        <w:rPr>
+          <w:rStyle w:val="a5"/>
+          <w:b w:val="0"/>
+          <w:bCs w:val="0"/>
+          <w:sz w:val="24"/>
+          <w:szCs w:val="24"/>
+          <w:lang w:val="en-US"/>
+        </w:rPr>
+      </w:pPr>
+      <w:r>
+        <w:rPr>
+          <w:rStyle w:val="a5"/>
+          <w:b w:val="0"/>
+          <w:bCs w:val="0"/>
+          <w:noProof/>
+          <w:sz w:val="24"/>
+          <w:szCs w:val="24"/>
+          <w:lang w:val="en-US"/>
+        </w:rPr>
         <w:drawing>
           <wp:inline distT="0" distB="0" distL="0" distR="0" wp14:anchorId="180BD72D" wp14:editId="4B335118">
             <wp:extent cx="5940425" cy="2648585"/>
@@ -1013,7 +1427,7 @@
                     <pic:cNvPicPr/>
                   </pic:nvPicPr>
                   <pic:blipFill>
-                    <a:blip r:embed="rId18"/>
+                    <a:blip r:embed="rId21"/>
                     <a:stretch>
                       <a:fillRect/>
                     </a:stretch>
@@ -1070,8 +1484,9 @@
           <w:bCs w:val="0"/>
           <w:sz w:val="24"/>
           <w:szCs w:val="24"/>
+          <w:lang w:val="en-US"/>
         </w:rPr>
-        <w:t>5</w:t>
+        <w:t>8</w:t>
       </w:r>
       <w:r>
         <w:rPr>
@@ -1106,10 +1521,12 @@
           <w:rStyle w:val="a5"/>
           <w:b w:val="0"/>
           <w:bCs w:val="0"/>
+          <w:noProof/>
           <w:sz w:val="24"/>
           <w:szCs w:val="24"/>
           <w:lang w:val="en-US"/>
         </w:rPr>
+        <w:lastRenderedPageBreak/>
         <w:drawing>
           <wp:inline distT="0" distB="0" distL="0" distR="0" wp14:anchorId="668EB5FB" wp14:editId="0DC23203">
             <wp:extent cx="5940425" cy="5953125"/>
@@ -1126,7 +1543,7 @@
                     <pic:cNvPicPr/>
                   </pic:nvPicPr>
                   <pic:blipFill>
-                    <a:blip r:embed="rId19"/>
+                    <a:blip r:embed="rId22"/>
                     <a:stretch>
                       <a:fillRect/>
                     </a:stretch>
@@ -1187,7 +1604,7 @@
           <w:sz w:val="24"/>
           <w:szCs w:val="24"/>
         </w:rPr>
-        <w:t>6</w:t>
+        <w:t>9</w:t>
       </w:r>
       <w:r>
         <w:rPr>
@@ -1221,6 +1638,7 @@
           <w:rStyle w:val="a5"/>
           <w:b w:val="0"/>
           <w:bCs w:val="0"/>
+          <w:noProof/>
           <w:sz w:val="24"/>
           <w:szCs w:val="24"/>
         </w:rPr>
@@ -1241,7 +1659,7 @@
                     <pic:cNvPicPr/>
                   </pic:nvPicPr>
                   <pic:blipFill>
-                    <a:blip r:embed="rId20"/>
+                    <a:blip r:embed="rId23"/>
                     <a:stretch>
                       <a:fillRect/>
                     </a:stretch>
@@ -1295,7 +1713,7 @@
           <w:sz w:val="24"/>
           <w:szCs w:val="24"/>
         </w:rPr>
-        <w:t>7</w:t>
+        <w:t>10</w:t>
       </w:r>
       <w:r>
         <w:rPr>
@@ -1358,6 +1776,7 @@
           <w:rStyle w:val="a5"/>
           <w:b w:val="0"/>
           <w:bCs w:val="0"/>
+          <w:noProof/>
           <w:sz w:val="24"/>
           <w:szCs w:val="24"/>
           <w:lang w:val="en-US"/>
@@ -1379,7 +1798,7 @@
                     <pic:cNvPicPr/>
                   </pic:nvPicPr>
                   <pic:blipFill>
-                    <a:blip r:embed="rId21"/>
+                    <a:blip r:embed="rId24"/>
                     <a:stretch>
                       <a:fillRect/>
                     </a:stretch>
@@ -1433,7 +1852,7 @@
           <w:sz w:val="24"/>
           <w:szCs w:val="24"/>
         </w:rPr>
-        <w:t>8</w:t>
+        <w:t>11</w:t>
       </w:r>
       <w:r>
         <w:rPr>
@@ -1500,6 +1919,7 @@
       </w:pPr>
       <w:r>
         <w:rPr>
+          <w:noProof/>
           <w:lang w:val="en-US"/>
         </w:rPr>
         <w:drawing>
@@ -1518,7 +1938,7 @@
                     <pic:cNvPicPr/>
                   </pic:nvPicPr>
                   <pic:blipFill>
-                    <a:blip r:embed="rId22"/>
+                    <a:blip r:embed="rId25"/>
                     <a:stretch>
                       <a:fillRect/>
                     </a:stretch>
@@ -1543,12 +1963,10 @@
       <w:pPr>
         <w:ind w:firstLine="0"/>
         <w:jc w:val="center"/>
-        <w:rPr>
-          <w:lang w:val="en-US"/>
-        </w:rPr>
       </w:pPr>
       <w:r>
         <w:rPr>
+          <w:noProof/>
           <w:lang w:val="en-US"/>
         </w:rPr>
         <w:drawing>
@@ -1567,7 +1985,7 @@
                     <pic:cNvPicPr/>
                   </pic:nvPicPr>
                   <pic:blipFill>
-                    <a:blip r:embed="rId23"/>
+                    <a:blip r:embed="rId26"/>
                     <a:stretch>
                       <a:fillRect/>
                     </a:stretch>
@@ -1595,6 +2013,7 @@
       </w:r>
       <w:r>
         <w:rPr>
+          <w:noProof/>
           <w:lang w:val="en-US"/>
         </w:rPr>
         <w:drawing>
@@ -1613,7 +2032,7 @@
                     <pic:cNvPicPr/>
                   </pic:nvPicPr>
                   <pic:blipFill>
-                    <a:blip r:embed="rId24"/>
+                    <a:blip r:embed="rId27"/>
                     <a:stretch>
                       <a:fillRect/>
                     </a:stretch>
@@ -1674,7 +2093,7 @@
           <w:sz w:val="24"/>
           <w:szCs w:val="24"/>
         </w:rPr>
-        <w:t>9</w:t>
+        <w:t>12</w:t>
       </w:r>
       <w:r>
         <w:rPr>
@@ -2491,7 +2910,7 @@
   <w:style w:type="paragraph" w:default="1" w:styleId="a">
     <w:name w:val="Normal"/>
     <w:qFormat/>
-    <w:rsid w:val="00F92917"/>
+    <w:rsid w:val="0057085F"/>
     <w:pPr>
       <w:spacing w:after="0" w:line="360" w:lineRule="auto"/>
       <w:ind w:firstLine="709"/>
@@ -2699,6 +3118,7 @@
   <w:style w:type="character" w:default="1" w:styleId="a0">
     <w:name w:val="Default Paragraph Font"/>
     <w:uiPriority w:val="1"/>
+    <w:semiHidden/>
     <w:unhideWhenUsed/>
   </w:style>
   <w:style w:type="table" w:default="1" w:styleId="a1">
@@ -14417,12 +14837,6 @@
 </file>
 
 <file path=customXml/item1.xml><?xml version="1.0" encoding="utf-8"?>
-<p:properties xmlns:p="http://schemas.microsoft.com/office/2006/metadata/properties" xmlns:xsi="http://www.w3.org/2001/XMLSchema-instance" xmlns:pc="http://schemas.microsoft.com/office/infopath/2007/PartnerControls">
-  <documentManagement/>
-</p:properties>
-</file>
-
-<file path=customXml/item2.xml><?xml version="1.0" encoding="utf-8"?>
 <ct:contentTypeSchema xmlns:ct="http://schemas.microsoft.com/office/2006/metadata/contentType" xmlns:ma="http://schemas.microsoft.com/office/2006/metadata/properties/metaAttributes" ct:_="" ma:_="" ma:contentTypeName="Документ" ma:contentTypeID="0x0101001C2D756A74C21042989C90E6A3F322AA" ma:contentTypeVersion="6" ma:contentTypeDescription="Создание документа." ma:contentTypeScope="" ma:versionID="a6945187f63ce8f248ef51c2161e5679">
   <xsd:schema xmlns:xsd="http://www.w3.org/2001/XMLSchema" xmlns:xs="http://www.w3.org/2001/XMLSchema" xmlns:p="http://schemas.microsoft.com/office/2006/metadata/properties" xmlns:ns2="1e94d46e-668f-44a1-be9e-388f0ce53125" xmlns:ns3="6496a36f-c27e-4834-a3e2-94abbc89db97" targetNamespace="http://schemas.microsoft.com/office/2006/metadata/properties" ma:root="true" ma:fieldsID="6c79236f0a982937e3e98b5f03d9e3e4" ns2:_="" ns3:_="">
     <xsd:import namespace="1e94d46e-668f-44a1-be9e-388f0ce53125"/>
@@ -14599,7 +15013,17 @@
 </ct:contentTypeSchema>
 </file>
 
+<file path=customXml/item2.xml><?xml version="1.0" encoding="utf-8"?>
+<p:properties xmlns:p="http://schemas.microsoft.com/office/2006/metadata/properties" xmlns:xsi="http://www.w3.org/2001/XMLSchema-instance" xmlns:pc="http://schemas.microsoft.com/office/infopath/2007/PartnerControls">
+  <documentManagement/>
+</p:properties>
+</file>
+
 <file path=customXml/item3.xml><?xml version="1.0" encoding="utf-8"?>
+<b:Sources xmlns:b="http://schemas.openxmlformats.org/officeDocument/2006/bibliography" xmlns="http://schemas.openxmlformats.org/officeDocument/2006/bibliography" SelectedStyle="\APASixthEditionOfficeOnline.xsl" StyleName="APA" Version="6"/>
+</file>
+
+<file path=customXml/item4.xml><?xml version="1.0" encoding="utf-8"?>
 <?mso-contentType ?>
 <FormTemplates xmlns="http://schemas.microsoft.com/sharepoint/v3/contenttype/forms">
   <Display>DocumentLibraryForm</Display>
@@ -14608,20 +15032,7 @@
 </FormTemplates>
 </file>
 
-<file path=customXml/item4.xml><?xml version="1.0" encoding="utf-8"?>
-<b:Sources xmlns:b="http://schemas.openxmlformats.org/officeDocument/2006/bibliography" xmlns="http://schemas.openxmlformats.org/officeDocument/2006/bibliography" SelectedStyle="\APASixthEditionOfficeOnline.xsl" StyleName="APA" Version="6"/>
-</file>
-
 <file path=customXml/itemProps1.xml><?xml version="1.0" encoding="utf-8"?>
-<ds:datastoreItem xmlns:ds="http://schemas.openxmlformats.org/officeDocument/2006/customXml" ds:itemID="{23C40A00-EB40-4D04-A43E-E9E0F7B0A949}">
-  <ds:schemaRefs>
-    <ds:schemaRef ds:uri="http://schemas.microsoft.com/office/2006/metadata/properties"/>
-    <ds:schemaRef ds:uri="http://schemas.microsoft.com/office/infopath/2007/PartnerControls"/>
-  </ds:schemaRefs>
-</ds:datastoreItem>
-</file>
-
-<file path=customXml/itemProps2.xml><?xml version="1.0" encoding="utf-8"?>
 <ds:datastoreItem xmlns:ds="http://schemas.openxmlformats.org/officeDocument/2006/customXml" ds:itemID="{A9277534-D108-4676-80A2-C7F45F49D3F3}">
   <ds:schemaRefs>
     <ds:schemaRef ds:uri="http://schemas.microsoft.com/office/2006/metadata/contentType"/>
@@ -14640,18 +15051,27 @@
 </ds:datastoreItem>
 </file>
 
+<file path=customXml/itemProps2.xml><?xml version="1.0" encoding="utf-8"?>
+<ds:datastoreItem xmlns:ds="http://schemas.openxmlformats.org/officeDocument/2006/customXml" ds:itemID="{23C40A00-EB40-4D04-A43E-E9E0F7B0A949}">
+  <ds:schemaRefs>
+    <ds:schemaRef ds:uri="http://schemas.microsoft.com/office/2006/metadata/properties"/>
+    <ds:schemaRef ds:uri="http://schemas.microsoft.com/office/infopath/2007/PartnerControls"/>
+  </ds:schemaRefs>
+</ds:datastoreItem>
+</file>
+
 <file path=customXml/itemProps3.xml><?xml version="1.0" encoding="utf-8"?>
+<ds:datastoreItem xmlns:ds="http://schemas.openxmlformats.org/officeDocument/2006/customXml" ds:itemID="{F1F04520-2852-4AB7-A96D-59D0F5C3B335}">
+  <ds:schemaRefs>
+    <ds:schemaRef ds:uri="http://schemas.openxmlformats.org/officeDocument/2006/bibliography"/>
+  </ds:schemaRefs>
+</ds:datastoreItem>
+</file>
+
+<file path=customXml/itemProps4.xml><?xml version="1.0" encoding="utf-8"?>
 <ds:datastoreItem xmlns:ds="http://schemas.openxmlformats.org/officeDocument/2006/customXml" ds:itemID="{B69C287A-3DA9-401C-A82F-0DCD779CBB8F}">
   <ds:schemaRefs>
     <ds:schemaRef ds:uri="http://schemas.microsoft.com/sharepoint/v3/contenttype/forms"/>
   </ds:schemaRefs>
 </ds:datastoreItem>
-</file>
-
-<file path=customXml/itemProps4.xml><?xml version="1.0" encoding="utf-8"?>
-<ds:datastoreItem xmlns:ds="http://schemas.openxmlformats.org/officeDocument/2006/customXml" ds:itemID="{F1F04520-2852-4AB7-A96D-59D0F5C3B335}">
-  <ds:schemaRefs>
-    <ds:schemaRef ds:uri="http://schemas.openxmlformats.org/officeDocument/2006/bibliography"/>
-  </ds:schemaRefs>
-</ds:datastoreItem>
 </file>